--- a/N3.3/Doc/ChuanHoaDuLieu.docx
+++ b/N3.3/Doc/ChuanHoaDuLieu.docx
@@ -4,16 +4,18 @@
   <w:body>
     <w:p>
       <w:pPr>
-        <w:pStyle w:val="Heading1"/>
+        <w:jc w:val="center"/>
         <w:rPr>
-          <w:color w:val="EE0000"/>
+          <w:sz w:val="40"/>
+          <w:szCs w:val="40"/>
         </w:rPr>
       </w:pPr>
       <w:r>
         <w:rPr>
-          <w:color w:val="EE0000"/>
+          <w:sz w:val="40"/>
+          <w:szCs w:val="40"/>
         </w:rPr>
-        <w:t>4. Lược đồ quan hệ và chuẩn 3NF</w:t>
+        <w:t>Lược đồ quan hệ và chuẩn 3NF</w:t>
       </w:r>
     </w:p>
     <w:p>
@@ -174,43 +176,16 @@
         </w:numPr>
       </w:pPr>
       <w:r>
-        <w:t>Riêng tại bảng Inventory: k</w:t>
+        <w:t>Riêng tại bảng Inventory: khóa chính là (snapshot_date, product_id) có các thuộc tính product_name, category, segment chỉ phụ thuộc một phần vào product_id</w:t>
       </w:r>
       <w:r>
-        <w:t>hóa chính là (snapshot_date, product_id)</w:t>
-      </w:r>
-      <w:r>
-        <w:t xml:space="preserve"> có</w:t>
+        <w:t xml:space="preserve"> chứ không phụ thuộc vào snapshot_date và year, month cũng</w:t>
       </w:r>
       <w:r>
         <w:t xml:space="preserve"> </w:t>
       </w:r>
       <w:r>
-        <w:t>c</w:t>
-      </w:r>
-      <w:r>
-        <w:t>ác thuộc tính product_name, category, segment chỉ phụ thuộc một phần vào product_id</w:t>
-      </w:r>
-      <w:r>
-        <w:t xml:space="preserve"> </w:t>
-      </w:r>
-      <w:r>
-        <w:t>chứ không phụ thuộc vào snapshot_date</w:t>
-      </w:r>
-      <w:r>
-        <w:t xml:space="preserve"> và year, month cũng</w:t>
-      </w:r>
-      <w:r>
-        <w:t xml:space="preserve"> </w:t>
-      </w:r>
-      <w:r>
-        <w:t>chỉ phụ thuộc một phần vào</w:t>
-      </w:r>
-      <w:r>
-        <w:t xml:space="preserve"> </w:t>
-      </w:r>
-      <w:r>
-        <w:t xml:space="preserve">snapshot_date </w:t>
+        <w:t xml:space="preserve">chỉ phụ thuộc một phần vào snapshot_date </w:t>
       </w:r>
       <w:r>
         <w:t xml:space="preserve">chứ không phụ thuộc vào </w:t>
@@ -219,19 +194,13 @@
         <w:t>product_id</w:t>
       </w:r>
       <w:r>
-        <w:t xml:space="preserve"> nên ta l</w:t>
-      </w:r>
-      <w:r>
-        <w:t xml:space="preserve">ược bỏ các cột dư thừa này khỏi bảng </w:t>
+        <w:t xml:space="preserve"> nên ta lược bỏ các cột dư thừa này khỏi bảng </w:t>
       </w:r>
       <w:r>
         <w:t>I</w:t>
       </w:r>
       <w:r>
-        <w:t>nventory</w:t>
-      </w:r>
-      <w:r>
-        <w:t>.</w:t>
+        <w:t>nventory.</w:t>
       </w:r>
     </w:p>
     <w:p>
@@ -1060,22 +1029,7 @@
         <w:t xml:space="preserve">Chỉ riêng các bảng </w:t>
       </w:r>
       <w:r>
-        <w:t>Orders_enriched</w:t>
-      </w:r>
-      <w:r>
-        <w:t xml:space="preserve">, </w:t>
-      </w:r>
-      <w:r>
-        <w:t>Customers_2</w:t>
-      </w:r>
-      <w:r>
-        <w:t xml:space="preserve"> và </w:t>
-      </w:r>
-      <w:r>
-        <w:t>Shipments_Realistic</w:t>
-      </w:r>
-      <w:r>
-        <w:t xml:space="preserve"> đang vi phạm chuẩn 3NF</w:t>
+        <w:t>Orders_enriched, Customers_2 và Shipments_Realistic đang vi phạm chuẩn 3NF</w:t>
       </w:r>
       <w:r>
         <w:t>:</w:t>
@@ -1096,13 +1050,7 @@
         </w:rPr>
       </w:pPr>
       <w:r>
-        <w:t xml:space="preserve">Bảng </w:t>
-      </w:r>
-      <w:r>
-        <w:t>Orders_enriched</w:t>
-      </w:r>
-      <w:r>
-        <w:t xml:space="preserve"> chứa các phụ thuộc bắc cầu (vi phạm 3NF):</w:t>
+        <w:t>Bảng Orders_enriched chứa các phụ thuộc bắc cầu (vi phạm 3NF):</w:t>
       </w:r>
     </w:p>
     <w:p>
@@ -1156,7 +1104,6 @@
           <w:sz w:val="28"/>
           <w:szCs w:val="28"/>
         </w:rPr>
-        <w:lastRenderedPageBreak/>
         <w:sym w:font="Wingdings" w:char="F0E0"/>
       </w:r>
       <w:r>
@@ -1507,10 +1454,7 @@
           </w:tcPr>
           <w:p>
             <w:r>
-              <w:t>VARCHAR</w:t>
-            </w:r>
-            <w:r>
-              <w:t>(50)</w:t>
+              <w:t>VARCHAR(50)</w:t>
             </w:r>
           </w:p>
         </w:tc>
@@ -1563,10 +1507,7 @@
           </w:tcPr>
           <w:p>
             <w:r>
-              <w:t>VARCHAR</w:t>
-            </w:r>
-            <w:r>
-              <w:t>(50)</w:t>
+              <w:t>VARCHAR(50)</w:t>
             </w:r>
           </w:p>
         </w:tc>
@@ -1619,10 +1560,7 @@
           </w:tcPr>
           <w:p>
             <w:r>
-              <w:t>VARCHAR</w:t>
-            </w:r>
-            <w:r>
-              <w:t>(50)</w:t>
+              <w:t>VARCHAR(50)</w:t>
             </w:r>
           </w:p>
         </w:tc>
@@ -1675,10 +1613,7 @@
           </w:tcPr>
           <w:p>
             <w:r>
-              <w:t>VARCHAR</w:t>
-            </w:r>
-            <w:r>
-              <w:t>(50)</w:t>
+              <w:t>VARCHAR(50)</w:t>
             </w:r>
           </w:p>
         </w:tc>
@@ -1731,10 +1666,7 @@
           </w:tcPr>
           <w:p>
             <w:r>
-              <w:t>VARCHAR</w:t>
-            </w:r>
-            <w:r>
-              <w:t>(20)</w:t>
+              <w:t>VARCHAR(20)</w:t>
             </w:r>
           </w:p>
         </w:tc>
@@ -1824,10 +1756,7 @@
         </w:numPr>
       </w:pPr>
       <w:r>
-        <w:t>Bảng Employees</w:t>
-      </w:r>
-      <w:r>
-        <w:t>:</w:t>
+        <w:t>Bảng Employees:</w:t>
       </w:r>
     </w:p>
     <w:tbl>
@@ -2134,13 +2063,7 @@
         </w:rPr>
       </w:pPr>
       <w:r>
-        <w:t xml:space="preserve">Bảng </w:t>
-      </w:r>
-      <w:r>
-        <w:t>Customer</w:t>
-      </w:r>
-      <w:r>
-        <w:t>s_2 chứa các phụ thuộc bắc cầu (vi phạm 3NF):</w:t>
+        <w:t>Bảng Customers_2 chứa các phụ thuộc bắc cầu (vi phạm 3NF):</w:t>
       </w:r>
     </w:p>
     <w:p>
@@ -2231,13 +2154,7 @@
         <w:spacing w:line="276" w:lineRule="auto"/>
       </w:pPr>
       <w:r>
-        <w:t xml:space="preserve">Bảng </w:t>
-      </w:r>
-      <w:r>
-        <w:t>Customer</w:t>
-      </w:r>
-      <w:r>
-        <w:t xml:space="preserve">s_2 sau khi chuẩn 3NF: </w:t>
+        <w:t xml:space="preserve">Bảng Customers_2 sau khi chuẩn 3NF: </w:t>
       </w:r>
     </w:p>
     <w:tbl>
@@ -2507,13 +2424,7 @@
           </w:tcPr>
           <w:p>
             <w:r>
-              <w:t>N</w:t>
-            </w:r>
-            <w:r>
-              <w:t>VARCHAR</w:t>
-            </w:r>
-            <w:r>
-              <w:t>(20)</w:t>
+              <w:t>NVARCHAR(20)</w:t>
             </w:r>
           </w:p>
         </w:tc>
@@ -2566,13 +2477,7 @@
           </w:tcPr>
           <w:p>
             <w:r>
-              <w:t>N</w:t>
-            </w:r>
-            <w:r>
-              <w:t>VARCHAR</w:t>
-            </w:r>
-            <w:r>
-              <w:t>(20)</w:t>
+              <w:t>NVARCHAR(20)</w:t>
             </w:r>
           </w:p>
         </w:tc>
@@ -2625,13 +2530,7 @@
           </w:tcPr>
           <w:p>
             <w:r>
-              <w:t>N</w:t>
-            </w:r>
-            <w:r>
-              <w:t>VARCHAR</w:t>
-            </w:r>
-            <w:r>
-              <w:t>(100)</w:t>
+              <w:t>NVARCHAR(100)</w:t>
             </w:r>
           </w:p>
         </w:tc>
@@ -2664,17 +2563,7 @@
         </w:numPr>
       </w:pPr>
       <w:r>
-        <w:lastRenderedPageBreak/>
-        <w:t xml:space="preserve">Bảng </w:t>
-      </w:r>
-      <w:r>
-        <w:t>Shipments_Realistic</w:t>
-      </w:r>
-      <w:r>
-        <w:t xml:space="preserve"> </w:t>
-      </w:r>
-      <w:r>
-        <w:t>chứa các phụ thuộc bắc cầu (vi phạm 3NF):</w:t>
+        <w:t>Bảng Shipments_Realistic chứa các phụ thuộc bắc cầu (vi phạm 3NF):</w:t>
       </w:r>
     </w:p>
     <w:p>
@@ -2686,25 +2575,11 @@
         </w:numPr>
       </w:pPr>
       <w:r>
-        <w:t xml:space="preserve">Order_id =&gt; </w:t>
+        <w:lastRenderedPageBreak/>
+        <w:t xml:space="preserve">Order_id =&gt; shipper_id =&gt; </w:t>
       </w:r>
       <w:r>
-        <w:t>shipper_id</w:t>
-      </w:r>
-      <w:r>
-        <w:t xml:space="preserve"> =&gt; </w:t>
-      </w:r>
-      <w:r>
-        <w:t xml:space="preserve">toàn bộ thông tin cá nhân </w:t>
-      </w:r>
-      <w:r>
-        <w:t>và</w:t>
-      </w:r>
-      <w:r>
-        <w:t xml:space="preserve"> công việc của shipper</w:t>
-      </w:r>
-      <w:r>
-        <w:t>.</w:t>
+        <w:t>toàn bộ thông tin cá nhân và công việc của shipper.</w:t>
       </w:r>
     </w:p>
     <w:p>
@@ -5053,7 +4928,6 @@
           </w:tcPr>
           <w:p>
             <w:r>
-              <w:lastRenderedPageBreak/>
               <w:t>order</w:t>
             </w:r>
             <w:r>
@@ -5113,6 +4987,7 @@
           </w:tcPr>
           <w:p>
             <w:r>
+              <w:lastRenderedPageBreak/>
               <w:t>ship_date</w:t>
             </w:r>
           </w:p>
